--- a/public/Anyia_Favour_CV_White.docx
+++ b/public/Anyia_Favour_CV_White.docx
@@ -218,7 +218,7 @@
           <w:sz w:val="18"/>
           <w:szCs w:val="18"/>
         </w:rPr>
-        <w:t xml:space="preserve">Java, Spring Boot, REST APIs, JUnit</w:t>
+        <w:t xml:space="preserve">Java, Spring Boot, Node.js, REST APIs, JUnit</w:t>
       </w:r>
     </w:p>
     <w:p>
